--- a/Logs_PPT/Mainframe_AI.docx
+++ b/Logs_PPT/Mainframe_AI.docx
@@ -24,19 +24,7 @@
           <w:rPr>
             <w:rStyle w:val="Hyperlink"/>
           </w:rPr>
-          <w:t>http://localhost:5</w:t>
-        </w:r>
-        <w:r>
-          <w:rPr>
-            <w:rStyle w:val="Hyperlink"/>
-          </w:rPr>
-          <w:t>0</w:t>
-        </w:r>
-        <w:r>
-          <w:rPr>
-            <w:rStyle w:val="Hyperlink"/>
-          </w:rPr>
-          <w:t>00</w:t>
+          <w:t>http://localhost:5000</w:t>
         </w:r>
       </w:hyperlink>
       <w:r>
@@ -64,6 +52,19 @@
       <w:r>
         <w:t xml:space="preserve"> Default Login Credentials</w:t>
       </w:r>
+      <w:r>
+        <w:t xml:space="preserve"> </w:t>
+      </w:r>
+    </w:p>
+    <w:p>
+      <w:r>
+        <w:t xml:space="preserve">I want to store incidence data on website and from there I want to fetch data. I know there is a website name Atlas where we can store dummy data </w:t>
+      </w:r>
+      <w:proofErr w:type="spellStart"/>
+      <w:r>
+        <w:t>similarlly</w:t>
+      </w:r>
+      <w:proofErr w:type="spellEnd"/>
     </w:p>
     <w:p>
       <w:pPr>
@@ -531,6 +532,7 @@
         </w:numPr>
       </w:pPr>
       <w:r>
+        <w:lastRenderedPageBreak/>
         <w:t>Browser → "Hey, give me the page at localhost:5000"</w:t>
       </w:r>
     </w:p>
@@ -547,7 +549,6 @@
     </w:p>
     <w:p>
       <w:r>
-        <w:lastRenderedPageBreak/>
         <w:t>Browser → Displays the beautiful login page</w:t>
       </w:r>
     </w:p>
@@ -3527,6 +3528,202 @@
     <w:p/>
     <w:p>
       <w:r>
+        <w:rPr>
+          <w:sz w:val="32"/>
+          <w:szCs w:val="32"/>
+          <w:highlight w:val="yellow"/>
+        </w:rPr>
+        <w:t>The INC (Incident) data</w:t>
+      </w:r>
+      <w:r>
+        <w:rPr>
+          <w:sz w:val="32"/>
+          <w:szCs w:val="32"/>
+        </w:rPr>
+        <w:t xml:space="preserve">: </w:t>
+      </w:r>
+      <w:r>
+        <w:t xml:space="preserve">comes from the </w:t>
+      </w:r>
+      <w:hyperlink r:id="rId25" w:history="1">
+        <w:proofErr w:type="spellStart"/>
+        <w:r>
+          <w:rPr>
+            <w:rStyle w:val="Hyperlink"/>
+          </w:rPr>
+          <w:t>INCRecord</w:t>
+        </w:r>
+        <w:proofErr w:type="spellEnd"/>
+      </w:hyperlink>
+      <w:r>
+        <w:t xml:space="preserve"> database model defined in </w:t>
+      </w:r>
+      <w:hyperlink r:id="rId26" w:history="1">
+        <w:r>
+          <w:rPr>
+            <w:rStyle w:val="Hyperlink"/>
+          </w:rPr>
+          <w:t>modules/models.py</w:t>
+        </w:r>
+      </w:hyperlink>
+      <w:r>
+        <w:t>.</w:t>
+      </w:r>
+    </w:p>
+    <w:p>
+      <w:r>
+        <w:rPr>
+          <w:b/>
+          <w:bCs/>
+        </w:rPr>
+        <w:t>Data Sources:</w:t>
+      </w:r>
+    </w:p>
+    <w:p>
+      <w:pPr>
+        <w:numPr>
+          <w:ilvl w:val="0"/>
+          <w:numId w:val="25"/>
+        </w:numPr>
+      </w:pPr>
+      <w:r>
+        <w:rPr>
+          <w:b/>
+          <w:bCs/>
+        </w:rPr>
+        <w:t>Sample Data</w:t>
+      </w:r>
+      <w:r>
+        <w:t xml:space="preserve">: When the database is initialized (via </w:t>
+      </w:r>
+      <w:hyperlink r:id="rId27" w:history="1">
+        <w:proofErr w:type="spellStart"/>
+        <w:r>
+          <w:rPr>
+            <w:rStyle w:val="Hyperlink"/>
+          </w:rPr>
+          <w:t>init_db</w:t>
+        </w:r>
+        <w:proofErr w:type="spellEnd"/>
+        <w:r>
+          <w:rPr>
+            <w:rStyle w:val="Hyperlink"/>
+          </w:rPr>
+          <w:t>()</w:t>
+        </w:r>
+      </w:hyperlink>
+      <w:r>
+        <w:t xml:space="preserve"> function), if no INC records exist, 5 sample incident records are automatically created (lines 146-197) with:</w:t>
+      </w:r>
+    </w:p>
+    <w:p>
+      <w:pPr>
+        <w:numPr>
+          <w:ilvl w:val="1"/>
+          <w:numId w:val="25"/>
+        </w:numPr>
+      </w:pPr>
+      <w:r>
+        <w:t>INC12345, INC98765, INC54321, INC11111, INC22222</w:t>
+      </w:r>
+    </w:p>
+    <w:p>
+      <w:pPr>
+        <w:numPr>
+          <w:ilvl w:val="1"/>
+          <w:numId w:val="25"/>
+        </w:numPr>
+      </w:pPr>
+      <w:r>
+        <w:t>Error codes: U0777, S013, S0C7</w:t>
+      </w:r>
+    </w:p>
+    <w:p>
+      <w:pPr>
+        <w:numPr>
+          <w:ilvl w:val="1"/>
+          <w:numId w:val="25"/>
+        </w:numPr>
+      </w:pPr>
+      <w:r>
+        <w:t>Sample job names, descriptions, and resolutions</w:t>
+      </w:r>
+    </w:p>
+    <w:p>
+      <w:pPr>
+        <w:numPr>
+          <w:ilvl w:val="0"/>
+          <w:numId w:val="25"/>
+        </w:numPr>
+      </w:pPr>
+      <w:r>
+        <w:rPr>
+          <w:b/>
+          <w:bCs/>
+        </w:rPr>
+        <w:t>User-Created Records</w:t>
+      </w:r>
+      <w:r>
+        <w:t xml:space="preserve">: The </w:t>
+      </w:r>
+      <w:hyperlink r:id="rId28" w:history="1">
+        <w:proofErr w:type="spellStart"/>
+        <w:r>
+          <w:rPr>
+            <w:rStyle w:val="Hyperlink"/>
+          </w:rPr>
+          <w:t>INCRecord</w:t>
+        </w:r>
+        <w:proofErr w:type="spellEnd"/>
+      </w:hyperlink>
+      <w:r>
+        <w:t xml:space="preserve"> model has a </w:t>
+      </w:r>
+      <w:proofErr w:type="spellStart"/>
+      <w:r>
+        <w:t>created_by</w:t>
+      </w:r>
+      <w:proofErr w:type="spellEnd"/>
+      <w:r>
+        <w:t xml:space="preserve"> field (line 106) that links to users, allowing users to create new incident records (though no route currently implements this feature).</w:t>
+      </w:r>
+    </w:p>
+    <w:p>
+      <w:pPr>
+        <w:numPr>
+          <w:ilvl w:val="0"/>
+          <w:numId w:val="25"/>
+        </w:numPr>
+      </w:pPr>
+      <w:r>
+        <w:rPr>
+          <w:b/>
+          <w:bCs/>
+        </w:rPr>
+        <w:t>Usage in App</w:t>
+      </w:r>
+      <w:r>
+        <w:t xml:space="preserve">: The INC records are displayed on the </w:t>
+      </w:r>
+      <w:hyperlink r:id="rId29" w:history="1">
+        <w:r>
+          <w:rPr>
+            <w:rStyle w:val="Hyperlink"/>
+          </w:rPr>
+          <w:t>resolution</w:t>
+        </w:r>
+      </w:hyperlink>
+      <w:r>
+        <w:t xml:space="preserve"> page (line 345-349 in app.py) where related incidents matching the current error code are shown to help users find similar past issues and their resolutions.</w:t>
+      </w:r>
+    </w:p>
+    <w:p>
+      <w:r>
+        <w:t>The INC records serve as a knowledge base of past incidents to help users resolve current mainframe errors by showing how similar issues were resolved previously.</w:t>
+      </w:r>
+    </w:p>
+    <w:p>
+      <w:r>
         <w:br/>
       </w:r>
     </w:p>
@@ -3693,6 +3890,123 @@
     </w:lvl>
   </w:abstractNum>
   <w:abstractNum w:abstractNumId="1" w15:restartNumberingAfterBreak="0">
+    <w:nsid w:val="03DA7C3A"/>
+    <w:multiLevelType w:val="multilevel"/>
+    <w:tmpl w:val="42C624BC"/>
+    <w:lvl w:ilvl="0">
+      <w:start w:val="1"/>
+      <w:numFmt w:val="decimal"/>
+      <w:lvlText w:val="%1."/>
+      <w:lvlJc w:val="left"/>
+      <w:pPr>
+        <w:tabs>
+          <w:tab w:val="num" w:pos="720"/>
+        </w:tabs>
+        <w:ind w:left="720" w:hanging="360"/>
+      </w:pPr>
+    </w:lvl>
+    <w:lvl w:ilvl="1">
+      <w:start w:val="1"/>
+      <w:numFmt w:val="bullet"/>
+      <w:lvlText w:val=""/>
+      <w:lvlJc w:val="left"/>
+      <w:pPr>
+        <w:tabs>
+          <w:tab w:val="num" w:pos="1440"/>
+        </w:tabs>
+        <w:ind w:left="1440" w:hanging="360"/>
+      </w:pPr>
+      <w:rPr>
+        <w:rFonts w:ascii="Symbol" w:hAnsi="Symbol" w:hint="default"/>
+        <w:sz w:val="20"/>
+      </w:rPr>
+    </w:lvl>
+    <w:lvl w:ilvl="2" w:tentative="1">
+      <w:start w:val="1"/>
+      <w:numFmt w:val="decimal"/>
+      <w:lvlText w:val="%3."/>
+      <w:lvlJc w:val="left"/>
+      <w:pPr>
+        <w:tabs>
+          <w:tab w:val="num" w:pos="2160"/>
+        </w:tabs>
+        <w:ind w:left="2160" w:hanging="360"/>
+      </w:pPr>
+    </w:lvl>
+    <w:lvl w:ilvl="3" w:tentative="1">
+      <w:start w:val="1"/>
+      <w:numFmt w:val="decimal"/>
+      <w:lvlText w:val="%4."/>
+      <w:lvlJc w:val="left"/>
+      <w:pPr>
+        <w:tabs>
+          <w:tab w:val="num" w:pos="2880"/>
+        </w:tabs>
+        <w:ind w:left="2880" w:hanging="360"/>
+      </w:pPr>
+    </w:lvl>
+    <w:lvl w:ilvl="4" w:tentative="1">
+      <w:start w:val="1"/>
+      <w:numFmt w:val="decimal"/>
+      <w:lvlText w:val="%5."/>
+      <w:lvlJc w:val="left"/>
+      <w:pPr>
+        <w:tabs>
+          <w:tab w:val="num" w:pos="3600"/>
+        </w:tabs>
+        <w:ind w:left="3600" w:hanging="360"/>
+      </w:pPr>
+    </w:lvl>
+    <w:lvl w:ilvl="5" w:tentative="1">
+      <w:start w:val="1"/>
+      <w:numFmt w:val="decimal"/>
+      <w:lvlText w:val="%6."/>
+      <w:lvlJc w:val="left"/>
+      <w:pPr>
+        <w:tabs>
+          <w:tab w:val="num" w:pos="4320"/>
+        </w:tabs>
+        <w:ind w:left="4320" w:hanging="360"/>
+      </w:pPr>
+    </w:lvl>
+    <w:lvl w:ilvl="6" w:tentative="1">
+      <w:start w:val="1"/>
+      <w:numFmt w:val="decimal"/>
+      <w:lvlText w:val="%7."/>
+      <w:lvlJc w:val="left"/>
+      <w:pPr>
+        <w:tabs>
+          <w:tab w:val="num" w:pos="5040"/>
+        </w:tabs>
+        <w:ind w:left="5040" w:hanging="360"/>
+      </w:pPr>
+    </w:lvl>
+    <w:lvl w:ilvl="7" w:tentative="1">
+      <w:start w:val="1"/>
+      <w:numFmt w:val="decimal"/>
+      <w:lvlText w:val="%8."/>
+      <w:lvlJc w:val="left"/>
+      <w:pPr>
+        <w:tabs>
+          <w:tab w:val="num" w:pos="5760"/>
+        </w:tabs>
+        <w:ind w:left="5760" w:hanging="360"/>
+      </w:pPr>
+    </w:lvl>
+    <w:lvl w:ilvl="8" w:tentative="1">
+      <w:start w:val="1"/>
+      <w:numFmt w:val="decimal"/>
+      <w:lvlText w:val="%9."/>
+      <w:lvlJc w:val="left"/>
+      <w:pPr>
+        <w:tabs>
+          <w:tab w:val="num" w:pos="6480"/>
+        </w:tabs>
+        <w:ind w:left="6480" w:hanging="360"/>
+      </w:pPr>
+    </w:lvl>
+  </w:abstractNum>
+  <w:abstractNum w:abstractNumId="2" w15:restartNumberingAfterBreak="0">
     <w:nsid w:val="06B3337E"/>
     <w:multiLevelType w:val="multilevel"/>
     <w:tmpl w:val="645E02EA"/>
@@ -3841,7 +4155,7 @@
       </w:rPr>
     </w:lvl>
   </w:abstractNum>
-  <w:abstractNum w:abstractNumId="2" w15:restartNumberingAfterBreak="0">
+  <w:abstractNum w:abstractNumId="3" w15:restartNumberingAfterBreak="0">
     <w:nsid w:val="0AFC1B26"/>
     <w:multiLevelType w:val="multilevel"/>
     <w:tmpl w:val="64882626"/>
@@ -3990,7 +4304,7 @@
       </w:rPr>
     </w:lvl>
   </w:abstractNum>
-  <w:abstractNum w:abstractNumId="3" w15:restartNumberingAfterBreak="0">
+  <w:abstractNum w:abstractNumId="4" w15:restartNumberingAfterBreak="0">
     <w:nsid w:val="0DFC40A7"/>
     <w:multiLevelType w:val="multilevel"/>
     <w:tmpl w:val="319C7AB0"/>
@@ -4139,7 +4453,7 @@
       </w:rPr>
     </w:lvl>
   </w:abstractNum>
-  <w:abstractNum w:abstractNumId="4" w15:restartNumberingAfterBreak="0">
+  <w:abstractNum w:abstractNumId="5" w15:restartNumberingAfterBreak="0">
     <w:nsid w:val="1031670D"/>
     <w:multiLevelType w:val="multilevel"/>
     <w:tmpl w:val="5C76A9E4"/>
@@ -4288,7 +4602,7 @@
       </w:rPr>
     </w:lvl>
   </w:abstractNum>
-  <w:abstractNum w:abstractNumId="5" w15:restartNumberingAfterBreak="0">
+  <w:abstractNum w:abstractNumId="6" w15:restartNumberingAfterBreak="0">
     <w:nsid w:val="1BDB50B1"/>
     <w:multiLevelType w:val="multilevel"/>
     <w:tmpl w:val="9B86F112"/>
@@ -4401,7 +4715,7 @@
       </w:pPr>
     </w:lvl>
   </w:abstractNum>
-  <w:abstractNum w:abstractNumId="6" w15:restartNumberingAfterBreak="0">
+  <w:abstractNum w:abstractNumId="7" w15:restartNumberingAfterBreak="0">
     <w:nsid w:val="20E06EB8"/>
     <w:multiLevelType w:val="multilevel"/>
     <w:tmpl w:val="CB285EA2"/>
@@ -4514,7 +4828,7 @@
       </w:pPr>
     </w:lvl>
   </w:abstractNum>
-  <w:abstractNum w:abstractNumId="7" w15:restartNumberingAfterBreak="0">
+  <w:abstractNum w:abstractNumId="8" w15:restartNumberingAfterBreak="0">
     <w:nsid w:val="2C41767D"/>
     <w:multiLevelType w:val="multilevel"/>
     <w:tmpl w:val="E54E8E10"/>
@@ -4663,7 +4977,7 @@
       </w:rPr>
     </w:lvl>
   </w:abstractNum>
-  <w:abstractNum w:abstractNumId="8" w15:restartNumberingAfterBreak="0">
+  <w:abstractNum w:abstractNumId="9" w15:restartNumberingAfterBreak="0">
     <w:nsid w:val="2C975EE4"/>
     <w:multiLevelType w:val="multilevel"/>
     <w:tmpl w:val="16E250C8"/>
@@ -4776,7 +5090,7 @@
       </w:pPr>
     </w:lvl>
   </w:abstractNum>
-  <w:abstractNum w:abstractNumId="9" w15:restartNumberingAfterBreak="0">
+  <w:abstractNum w:abstractNumId="10" w15:restartNumberingAfterBreak="0">
     <w:nsid w:val="2F2C77A4"/>
     <w:multiLevelType w:val="multilevel"/>
     <w:tmpl w:val="4DE84506"/>
@@ -4925,7 +5239,7 @@
       </w:rPr>
     </w:lvl>
   </w:abstractNum>
-  <w:abstractNum w:abstractNumId="10" w15:restartNumberingAfterBreak="0">
+  <w:abstractNum w:abstractNumId="11" w15:restartNumberingAfterBreak="0">
     <w:nsid w:val="3C6A7BCF"/>
     <w:multiLevelType w:val="multilevel"/>
     <w:tmpl w:val="0358B7CC"/>
@@ -5074,7 +5388,7 @@
       </w:rPr>
     </w:lvl>
   </w:abstractNum>
-  <w:abstractNum w:abstractNumId="11" w15:restartNumberingAfterBreak="0">
+  <w:abstractNum w:abstractNumId="12" w15:restartNumberingAfterBreak="0">
     <w:nsid w:val="415350D8"/>
     <w:multiLevelType w:val="multilevel"/>
     <w:tmpl w:val="4C06DADA"/>
@@ -5191,7 +5505,7 @@
       </w:pPr>
     </w:lvl>
   </w:abstractNum>
-  <w:abstractNum w:abstractNumId="12" w15:restartNumberingAfterBreak="0">
+  <w:abstractNum w:abstractNumId="13" w15:restartNumberingAfterBreak="0">
     <w:nsid w:val="44EB2E41"/>
     <w:multiLevelType w:val="multilevel"/>
     <w:tmpl w:val="48485BD6"/>
@@ -5304,7 +5618,7 @@
       </w:pPr>
     </w:lvl>
   </w:abstractNum>
-  <w:abstractNum w:abstractNumId="13" w15:restartNumberingAfterBreak="0">
+  <w:abstractNum w:abstractNumId="14" w15:restartNumberingAfterBreak="0">
     <w:nsid w:val="46E4676D"/>
     <w:multiLevelType w:val="multilevel"/>
     <w:tmpl w:val="078AB800"/>
@@ -5421,7 +5735,7 @@
       </w:pPr>
     </w:lvl>
   </w:abstractNum>
-  <w:abstractNum w:abstractNumId="14" w15:restartNumberingAfterBreak="0">
+  <w:abstractNum w:abstractNumId="15" w15:restartNumberingAfterBreak="0">
     <w:nsid w:val="4C465BC3"/>
     <w:multiLevelType w:val="multilevel"/>
     <w:tmpl w:val="018CC08C"/>
@@ -5570,7 +5884,7 @@
       </w:rPr>
     </w:lvl>
   </w:abstractNum>
-  <w:abstractNum w:abstractNumId="15" w15:restartNumberingAfterBreak="0">
+  <w:abstractNum w:abstractNumId="16" w15:restartNumberingAfterBreak="0">
     <w:nsid w:val="534430D2"/>
     <w:multiLevelType w:val="multilevel"/>
     <w:tmpl w:val="3C46B4AA"/>
@@ -5719,7 +6033,7 @@
       </w:rPr>
     </w:lvl>
   </w:abstractNum>
-  <w:abstractNum w:abstractNumId="16" w15:restartNumberingAfterBreak="0">
+  <w:abstractNum w:abstractNumId="17" w15:restartNumberingAfterBreak="0">
     <w:nsid w:val="547C5597"/>
     <w:multiLevelType w:val="multilevel"/>
     <w:tmpl w:val="8F261EBE"/>
@@ -5868,7 +6182,7 @@
       </w:rPr>
     </w:lvl>
   </w:abstractNum>
-  <w:abstractNum w:abstractNumId="17" w15:restartNumberingAfterBreak="0">
+  <w:abstractNum w:abstractNumId="18" w15:restartNumberingAfterBreak="0">
     <w:nsid w:val="611A7DE3"/>
     <w:multiLevelType w:val="multilevel"/>
     <w:tmpl w:val="A4B09252"/>
@@ -6017,7 +6331,7 @@
       </w:rPr>
     </w:lvl>
   </w:abstractNum>
-  <w:abstractNum w:abstractNumId="18" w15:restartNumberingAfterBreak="0">
+  <w:abstractNum w:abstractNumId="19" w15:restartNumberingAfterBreak="0">
     <w:nsid w:val="6776647B"/>
     <w:multiLevelType w:val="multilevel"/>
     <w:tmpl w:val="3E84D634"/>
@@ -6166,7 +6480,7 @@
       </w:rPr>
     </w:lvl>
   </w:abstractNum>
-  <w:abstractNum w:abstractNumId="19" w15:restartNumberingAfterBreak="0">
+  <w:abstractNum w:abstractNumId="20" w15:restartNumberingAfterBreak="0">
     <w:nsid w:val="69EE2735"/>
     <w:multiLevelType w:val="multilevel"/>
     <w:tmpl w:val="CD6C4EB4"/>
@@ -6279,7 +6593,7 @@
       </w:pPr>
     </w:lvl>
   </w:abstractNum>
-  <w:abstractNum w:abstractNumId="20" w15:restartNumberingAfterBreak="0">
+  <w:abstractNum w:abstractNumId="21" w15:restartNumberingAfterBreak="0">
     <w:nsid w:val="72347B95"/>
     <w:multiLevelType w:val="multilevel"/>
     <w:tmpl w:val="9C0862F2"/>
@@ -6392,7 +6706,7 @@
       </w:pPr>
     </w:lvl>
   </w:abstractNum>
-  <w:abstractNum w:abstractNumId="21" w15:restartNumberingAfterBreak="0">
+  <w:abstractNum w:abstractNumId="22" w15:restartNumberingAfterBreak="0">
     <w:nsid w:val="72B439FC"/>
     <w:multiLevelType w:val="multilevel"/>
     <w:tmpl w:val="5B0E9F62"/>
@@ -6541,7 +6855,7 @@
       </w:rPr>
     </w:lvl>
   </w:abstractNum>
-  <w:abstractNum w:abstractNumId="22" w15:restartNumberingAfterBreak="0">
+  <w:abstractNum w:abstractNumId="23" w15:restartNumberingAfterBreak="0">
     <w:nsid w:val="77153AAE"/>
     <w:multiLevelType w:val="multilevel"/>
     <w:tmpl w:val="A67AFECE"/>
@@ -6658,7 +6972,7 @@
       </w:pPr>
     </w:lvl>
   </w:abstractNum>
-  <w:abstractNum w:abstractNumId="23" w15:restartNumberingAfterBreak="0">
+  <w:abstractNum w:abstractNumId="24" w15:restartNumberingAfterBreak="0">
     <w:nsid w:val="7AEA483B"/>
     <w:multiLevelType w:val="multilevel"/>
     <w:tmpl w:val="786E8538"/>
@@ -6808,76 +7122,79 @@
     </w:lvl>
   </w:abstractNum>
   <w:num w:numId="1" w16cid:durableId="757362839">
+    <w:abstractNumId w:val="12"/>
+  </w:num>
+  <w:num w:numId="2" w16cid:durableId="1701315686">
+    <w:abstractNumId w:val="6"/>
+  </w:num>
+  <w:num w:numId="3" w16cid:durableId="706954197">
+    <w:abstractNumId w:val="16"/>
+  </w:num>
+  <w:num w:numId="4" w16cid:durableId="65231292">
+    <w:abstractNumId w:val="22"/>
+  </w:num>
+  <w:num w:numId="5" w16cid:durableId="672222071">
+    <w:abstractNumId w:val="24"/>
+  </w:num>
+  <w:num w:numId="6" w16cid:durableId="207227871">
+    <w:abstractNumId w:val="19"/>
+  </w:num>
+  <w:num w:numId="7" w16cid:durableId="192497916">
+    <w:abstractNumId w:val="4"/>
+  </w:num>
+  <w:num w:numId="8" w16cid:durableId="1139419621">
     <w:abstractNumId w:val="11"/>
   </w:num>
-  <w:num w:numId="2" w16cid:durableId="1701315686">
-    <w:abstractNumId w:val="5"/>
+  <w:num w:numId="9" w16cid:durableId="2093504979">
+    <w:abstractNumId w:val="18"/>
   </w:num>
-  <w:num w:numId="3" w16cid:durableId="706954197">
-    <w:abstractNumId w:val="15"/>
-  </w:num>
-  <w:num w:numId="4" w16cid:durableId="65231292">
+  <w:num w:numId="10" w16cid:durableId="696390870">
     <w:abstractNumId w:val="21"/>
   </w:num>
-  <w:num w:numId="5" w16cid:durableId="672222071">
+  <w:num w:numId="11" w16cid:durableId="1933589110">
+    <w:abstractNumId w:val="3"/>
+  </w:num>
+  <w:num w:numId="12" w16cid:durableId="511843017">
+    <w:abstractNumId w:val="2"/>
+  </w:num>
+  <w:num w:numId="13" w16cid:durableId="1033532911">
+    <w:abstractNumId w:val="9"/>
+  </w:num>
+  <w:num w:numId="14" w16cid:durableId="1949580843">
     <w:abstractNumId w:val="23"/>
   </w:num>
-  <w:num w:numId="6" w16cid:durableId="207227871">
-    <w:abstractNumId w:val="18"/>
-  </w:num>
-  <w:num w:numId="7" w16cid:durableId="192497916">
-    <w:abstractNumId w:val="3"/>
-  </w:num>
-  <w:num w:numId="8" w16cid:durableId="1139419621">
-    <w:abstractNumId w:val="10"/>
-  </w:num>
-  <w:num w:numId="9" w16cid:durableId="2093504979">
-    <w:abstractNumId w:val="17"/>
-  </w:num>
-  <w:num w:numId="10" w16cid:durableId="696390870">
-    <w:abstractNumId w:val="20"/>
-  </w:num>
-  <w:num w:numId="11" w16cid:durableId="1933589110">
-    <w:abstractNumId w:val="2"/>
-  </w:num>
-  <w:num w:numId="12" w16cid:durableId="511843017">
-    <w:abstractNumId w:val="1"/>
-  </w:num>
-  <w:num w:numId="13" w16cid:durableId="1033532911">
-    <w:abstractNumId w:val="8"/>
-  </w:num>
-  <w:num w:numId="14" w16cid:durableId="1949580843">
-    <w:abstractNumId w:val="22"/>
-  </w:num>
   <w:num w:numId="15" w16cid:durableId="1669096280">
-    <w:abstractNumId w:val="6"/>
+    <w:abstractNumId w:val="7"/>
   </w:num>
   <w:num w:numId="16" w16cid:durableId="1448160930">
     <w:abstractNumId w:val="0"/>
   </w:num>
   <w:num w:numId="17" w16cid:durableId="618992244">
+    <w:abstractNumId w:val="14"/>
+  </w:num>
+  <w:num w:numId="18" w16cid:durableId="1920171825">
+    <w:abstractNumId w:val="17"/>
+  </w:num>
+  <w:num w:numId="19" w16cid:durableId="669060490">
+    <w:abstractNumId w:val="15"/>
+  </w:num>
+  <w:num w:numId="20" w16cid:durableId="819732657">
+    <w:abstractNumId w:val="8"/>
+  </w:num>
+  <w:num w:numId="21" w16cid:durableId="1085809399">
     <w:abstractNumId w:val="13"/>
   </w:num>
-  <w:num w:numId="18" w16cid:durableId="1920171825">
-    <w:abstractNumId w:val="16"/>
-  </w:num>
-  <w:num w:numId="19" w16cid:durableId="669060490">
-    <w:abstractNumId w:val="14"/>
-  </w:num>
-  <w:num w:numId="20" w16cid:durableId="819732657">
-    <w:abstractNumId w:val="7"/>
-  </w:num>
-  <w:num w:numId="21" w16cid:durableId="1085809399">
-    <w:abstractNumId w:val="12"/>
-  </w:num>
   <w:num w:numId="22" w16cid:durableId="1104499734">
-    <w:abstractNumId w:val="9"/>
+    <w:abstractNumId w:val="10"/>
   </w:num>
   <w:num w:numId="23" w16cid:durableId="2137526133">
-    <w:abstractNumId w:val="4"/>
+    <w:abstractNumId w:val="5"/>
   </w:num>
   <w:num w:numId="24" w16cid:durableId="1461456101">
-    <w:abstractNumId w:val="19"/>
+    <w:abstractNumId w:val="20"/>
+  </w:num>
+  <w:num w:numId="25" w16cid:durableId="1208641043">
+    <w:abstractNumId w:val="1"/>
   </w:num>
 </w:numbering>
 </file>
@@ -7485,7 +7802,6 @@
   <w:style w:type="character" w:default="1" w:styleId="DefaultParagraphFont">
     <w:name w:val="Default Paragraph Font"/>
     <w:uiPriority w:val="1"/>
-    <w:semiHidden/>
     <w:unhideWhenUsed/>
   </w:style>
   <w:style w:type="table" w:default="1" w:styleId="TableNormal">
